--- a/workshop-site/labs/Lab 02 - Participant.docx
+++ b/workshop-site/labs/Lab 02 - Participant.docx
@@ -25,7 +25,7 @@
           <w:color w:val="6A6A6A"/>
           <w:sz w:val="20"/>
         </w:rPr>
-        <w:t>ServicePulse 360 Workshop v0.7 (revision 6) | Estimated time: 60 minutes | Using the Golden Record you built in Lab 1, you will configure the Case record page using Dynamic Forms to show agency-specific fields based on Record Type, then add a Related List - Single component to surface the Golden Record's Contact-related Cases.</w:t>
+        <w:t>ServicePulse 360 Workshop v0.7 (revision 7) | Estimated time: 45 minutes | Using the Golden Record you built in Lab 1, you will configure the Case record page using Dynamic Forms to show agency-specific fields based on Record Type, then add a Related List - Single component to surface the Golden Record's Contact-related Cases.</w:t>
       </w:r>
     </w:p>
     <w:p>
@@ -638,12 +638,12 @@
           <w:color w:val="1F4E79"/>
           <w:sz w:val="28"/>
         </w:rPr>
-        <w:t>Part 3 — Create an Other related cases tab and add a Related List - Single component (15 min)</w:t>
+        <w:t>Part 3 — Create an Other Related Cases tab and add a Related List - Single component (15 min)</w:t>
       </w:r>
     </w:p>
     <w:p>
       <w:r>
-        <w:t>We'll add a new tab on the Case Lightning record page, label it "Other related cases," and drop a Related List - Single component into it. The tab will host related-cases components from Lab 2 (Contact-based) and Lab 3 (Asset-based) together, keeping the Details tab clean while making related cases one click away.</w:t>
+        <w:t>We'll add a new tab on the Case Lightning record page, label it "Other Related Cases," and drop a Related List - Single component into it. The tab will host related-cases components from Lab 2 (Contact-based) and Lab 3 (Asset-based) together, keeping the Details tab clean while making related cases one click away.</w:t>
       </w:r>
     </w:p>
     <w:p>
@@ -713,7 +713,7 @@
           <w:b/>
           <w:sz w:val="24"/>
         </w:rPr>
-        <w:t>3.2 — Add an Other related cases tab to the record page</w:t>
+        <w:t>3.2 — Add an Other Related Cases tab to the record page</w:t>
       </w:r>
     </w:p>
     <w:p>
@@ -728,7 +728,7 @@
         <w:t xml:space="preserve">1. </w:t>
       </w:r>
       <w:r>
-        <w:t>On the canvas, locate the Tabs component (it holds the Details, Related, and Feed tabs by default). Click the Tabs component to select it. The right panel updates to show its properties.</w:t>
+        <w:t>On the canvas, locate the Tabs component in the LEFT COLUMN (the one that holds Details and Related). The Pronto template places Feed in a SEPARATE Tabs component in the right sidebar; don't click that one. Click the left-column Tabs component to select it. The right panel updates to show its properties.</w:t>
       </w:r>
     </w:p>
     <w:p>
@@ -773,7 +773,7 @@
         <w:t xml:space="preserve">4. </w:t>
       </w:r>
       <w:r>
-        <w:t>Set the tab Label to Custom and enter "Other related cases" in the Custom Label field.</w:t>
+        <w:t>Set the tab Label to Custom and enter "Other Related Cases" in the Custom Label field.</w:t>
       </w:r>
     </w:p>
     <w:p>
@@ -788,7 +788,7 @@
         <w:t xml:space="preserve">5. </w:t>
       </w:r>
       <w:r>
-        <w:t>Position the tab: use the drag handle in the Tabs properties list to move Other related cases so it appears to the right of Feed (so tab order is Feed, Details, Related, Other related cases, or whichever order you prefer).</w:t>
+        <w:t>Position the tab: use the drag handle in the Tabs properties list to arrange the tab order. Suggested: Details, Related, Other Related Cases (Feed stays in its own Tabs component in the right sidebar, so you can't put it in the same order list).</w:t>
       </w:r>
     </w:p>
     <w:p>
@@ -804,7 +804,7 @@
         <w:t xml:space="preserve">Verify: </w:t>
       </w:r>
       <w:r>
-        <w:t>The canvas now shows four tabs including "Other related cases" (currently empty).</w:t>
+        <w:t>The canvas now shows four tabs including "Other Related Cases" (currently empty).</w:t>
       </w:r>
     </w:p>
     <w:p>
@@ -847,7 +847,7 @@
         <w:t xml:space="preserve">1. </w:t>
       </w:r>
       <w:r>
-        <w:t>Click the Other related cases tab on the canvas to select it as the drop target.</w:t>
+        <w:t>Click the Other Related Cases tab on the canvas to select it as the drop target.</w:t>
       </w:r>
     </w:p>
     <w:p>
@@ -892,7 +892,7 @@
         <w:t xml:space="preserve">4. </w:t>
       </w:r>
       <w:r>
-        <w:t>Drag Related List - Single onto the Other related cases tab area.</w:t>
+        <w:t>Drag Related List - Single onto the Other Related Cases tab area.</w:t>
       </w:r>
     </w:p>
     <w:p>
@@ -943,10 +943,7 @@
         <w:ind w:left="680" w:hanging="227"/>
       </w:pPr>
       <w:r>
-        <w:t xml:space="preserve">• </w:t>
-      </w:r>
-      <w:r>
-        <w:t>Parent Record: click the lookup icon (magnifying glass). Change the default from "Use This Case" to Contact Name. (This tells the component: walk from the current Case to its Contact, and use that Contact as the parent.)</w:t>
+        <w:t xml:space="preserve">• Parent Record: click the lookup icon (magnifying glass). Change the default from "Use This Case" to Contact Name. (This tells the component: walk from the current Case to its Contact, and use that Contact as the parent.)</w:t>
       </w:r>
     </w:p>
     <w:p>
@@ -955,10 +952,7 @@
         <w:ind w:left="680" w:hanging="227"/>
       </w:pPr>
       <w:r>
-        <w:t xml:space="preserve">• </w:t>
-      </w:r>
-      <w:r>
-        <w:t>Related List: click the lookup icon and pick Cases. (The Contact's Related List is Cases.)</w:t>
+        <w:t xml:space="preserve">• Related List: click the lookup icon and pick Cases. (The Contact's Related List is Cases.)</w:t>
       </w:r>
     </w:p>
     <w:p>
@@ -967,10 +961,7 @@
         <w:ind w:left="680" w:hanging="227"/>
       </w:pPr>
       <w:r>
-        <w:t xml:space="preserve">• </w:t>
-      </w:r>
-      <w:r>
-        <w:t>Related List Type: Default (leave the default)</w:t>
+        <w:t xml:space="preserve">• Related List Type: Default (leave the default)</w:t>
       </w:r>
     </w:p>
     <w:p>
@@ -1058,7 +1049,7 @@
         <w:t xml:space="preserve">4. </w:t>
       </w:r>
       <w:r>
-        <w:t>Click the Other related cases tab. The Cases related list (scoped to the Golden Record's Contact) is now visible there.</w:t>
+        <w:t>Click the Other Related Cases tab. The Cases related list (scoped to the Golden Record's Contact) is now visible there.</w:t>
       </w:r>
     </w:p>
     <w:p>
@@ -1089,7 +1080,7 @@
         <w:t xml:space="preserve">Verified? Great job.: </w:t>
       </w:r>
       <w:r>
-        <w:t>This means your Other related cases tab is wired correctly and the Related List - Single component is pulling related data via a Contact traversal. In Lab 3 you'll add a second Related List - Single component to this same tab, pulling cases via the Asset relationship.</w:t>
+        <w:t>This means your Other Related Cases tab is wired correctly and the Related List - Single component is pulling related data via a Contact traversal. In Lab 3 you'll add a second Related List - Single component to this same tab, pulling cases via the Asset relationship.</w:t>
       </w:r>
     </w:p>
     <w:p>
@@ -1105,13 +1096,13 @@
         <w:t xml:space="preserve">Common sticking points: </w:t>
       </w:r>
       <w:r>
-        <w:t>If the Other related cases tab is missing after refresh: you forgot to Activate (or Save) the page. Return to Edit Page then confirm Activation.</w:t>
+        <w:t>If the Other Related Cases tab is missing after refresh: you forgot to Activate (or Save) the page. Return to Edit Page then confirm Activation.</w:t>
         <w:br/>
         <w:br/>
         <w:t>If the Related List - Single shows no data: your Golden Record doesn't have a Contact populated. Return to the Golden Record and populate Contact Name.</w:t>
         <w:br/>
         <w:br/>
-        <w:t>If the Related List - Single is on the Details tab instead of the Other related cases tab: you dropped it before selecting the new tab. Delete the component, click the Other related cases tab, then re-drag.</w:t>
+        <w:t>If the Related List - Single is on the Details tab instead of the Other Related Cases tab: you dropped it before selecting the new tab. Delete the component, click the Other Related Cases tab, then re-drag.</w:t>
       </w:r>
     </w:p>
     <w:p>
@@ -1198,7 +1189,7 @@
           <w:b/>
           <w:sz w:val="24"/>
         </w:rPr>
-        <w:t>Check 2 — Related List - Single shows data in the Other related cases tab</w:t>
+        <w:t>Check 2 — Related List - Single shows data in the Other Related Cases tab</w:t>
       </w:r>
     </w:p>
     <w:p>
@@ -1213,7 +1204,7 @@
         <w:t xml:space="preserve">1. </w:t>
       </w:r>
       <w:r>
-        <w:t>On your Golden Record (NYCT), click the Other related cases tab.</w:t>
+        <w:t>On your Golden Record (NYCT), click the Other Related Cases tab.</w:t>
       </w:r>
     </w:p>
     <w:p>
@@ -1228,7 +1219,7 @@
         <w:t xml:space="preserve">2. </w:t>
       </w:r>
       <w:r>
-        <w:t>The Related List - Single component on that tab displays at least 1 Case (the Golden Record itself, self-referentially).</w:t>
+        <w:t>The Related List - Single component on that tab displays at least 1 Case (the Golden Record itself, self-referentially). If Lab 1.5 pre-loaded seed Cases on Marcus Chen (the NYCT dispatcher), you'll see 3 additional seed Cases here as well.</w:t>
       </w:r>
     </w:p>
     <w:p>
@@ -1244,7 +1235,7 @@
         <w:t xml:space="preserve">Verify: </w:t>
       </w:r>
       <w:r>
-        <w:t>Both checks pass. You've configured the Case record page to adapt its field visibility based on Record Type, and you've surfaced the Contact's related Cases prominently on the Details tab.</w:t>
+        <w:t>Both checks pass. You've configured the Case record page to adapt its field visibility based on Record Type, and you've surfaced the Contact's related Cases on the Other Related Cases tab.</w:t>
       </w:r>
     </w:p>
     <w:p>

--- a/workshop-site/labs/Lab 02 - Participant.docx
+++ b/workshop-site/labs/Lab 02 - Participant.docx
@@ -12,7 +12,7 @@
           <w:color w:val="1F4E79"/>
           <w:sz w:val="40"/>
         </w:rPr>
-        <w:t>Lab 2 — Lightning App Builder &amp; Dynamic Forms</w:t>
+        <w:t>Lab 2: Lightning App Builder &amp; Dynamic Forms</w:t>
       </w:r>
     </w:p>
     <w:p>
@@ -138,7 +138,7 @@
           <w:color w:val="1F4E79"/>
           <w:sz w:val="28"/>
         </w:rPr>
-        <w:t>Part 1 — Open your Golden Record in the App Builder (3 min)</w:t>
+        <w:t>Part 1: Open your Golden Record in the App Builder (3 min)</w:t>
       </w:r>
     </w:p>
     <w:p>
@@ -260,7 +260,7 @@
           <w:color w:val="1F4E79"/>
           <w:sz w:val="28"/>
         </w:rPr>
-        <w:t>Part 2 — Add a Dynamic Forms visibility rule for NYCT (12 min)</w:t>
+        <w:t>Part 2: Add a Dynamic Forms visibility rule for NYCT (12 min)</w:t>
       </w:r>
     </w:p>
     <w:p>
@@ -277,7 +277,18 @@
           <w:b/>
           <w:sz w:val="24"/>
         </w:rPr>
-        <w:t>2.1 — Add the visibility rule to Reported Date/Time</w:t>
+        <w:t>2.1: Add the visibility rule to Reported Date/Time</w:t>
+      </w:r>
+    </w:p>
+    <w:p>
+      <w:r>
+        <w:rPr>
+          <w:rFonts w:ascii="Calibri" w:hAnsi="Calibri"/>
+          <w:b w:val="0"/>
+          <w:color w:val="000000"/>
+          <w:sz w:val="22"/>
+        </w:rPr>
+        <w:t>Navigate: You should still be inside the Lightning App Builder editing your Golden Record's Case page from Part 1. If you clicked away, return to App Launcher &gt; Cases &gt; open your Golden Record &gt; gear icon &gt; Edit Page.</w:t>
       </w:r>
     </w:p>
     <w:p>
@@ -440,7 +451,18 @@
           <w:b/>
           <w:sz w:val="24"/>
         </w:rPr>
-        <w:t>2.2 — Save and activate</w:t>
+        <w:t>2.2: Save and activate</w:t>
+      </w:r>
+    </w:p>
+    <w:p>
+      <w:r>
+        <w:rPr>
+          <w:rFonts w:ascii="Calibri" w:hAnsi="Calibri"/>
+          <w:b w:val="0"/>
+          <w:color w:val="000000"/>
+          <w:sz w:val="22"/>
+        </w:rPr>
+        <w:t>Navigate: You are still in the Lightning App Builder with the visibility rule just configured from 2.1.</w:t>
       </w:r>
     </w:p>
     <w:p>
@@ -497,7 +519,18 @@
           <w:b/>
           <w:sz w:val="24"/>
         </w:rPr>
-        <w:t>2.3 — Test the rule by switching Record Type on the Golden Record</w:t>
+        <w:t>2.3: Test the rule by switching Record Type on the Golden Record</w:t>
+      </w:r>
+    </w:p>
+    <w:p>
+      <w:r>
+        <w:rPr>
+          <w:rFonts w:ascii="Calibri" w:hAnsi="Calibri"/>
+          <w:b w:val="0"/>
+          <w:color w:val="000000"/>
+          <w:sz w:val="22"/>
+        </w:rPr>
+        <w:t>Navigate: You are now back on the Golden Record page in the browser (you clicked Back from the App Builder in step 2.2).</w:t>
       </w:r>
     </w:p>
     <w:p>
@@ -638,7 +671,7 @@
           <w:color w:val="1F4E79"/>
           <w:sz w:val="28"/>
         </w:rPr>
-        <w:t>Part 3 — Create an Other Related Cases tab and add a Related List - Single component (15 min)</w:t>
+        <w:t>Part 3: Create an Other Related Cases tab and add a Related List - Single component (15 min)</w:t>
       </w:r>
     </w:p>
     <w:p>
@@ -671,7 +704,7 @@
           <w:b/>
           <w:sz w:val="24"/>
         </w:rPr>
-        <w:t>3.1 — Open the App Builder from your Golden Record</w:t>
+        <w:t>3.1: Open the App Builder from your Golden Record</w:t>
       </w:r>
     </w:p>
     <w:p>
@@ -713,7 +746,18 @@
           <w:b/>
           <w:sz w:val="24"/>
         </w:rPr>
-        <w:t>3.2 — Add an Other Related Cases tab to the record page</w:t>
+        <w:t>3.2: Add an Other Related Cases tab to the record page</w:t>
+      </w:r>
+    </w:p>
+    <w:p>
+      <w:r>
+        <w:rPr>
+          <w:rFonts w:ascii="Calibri" w:hAnsi="Calibri"/>
+          <w:b w:val="0"/>
+          <w:color w:val="000000"/>
+          <w:sz w:val="22"/>
+        </w:rPr>
+        <w:t>Navigate: Return to editing the Case Lightning record page: from the Golden Record, gear icon &gt; Edit Page. The App Builder opens.</w:t>
       </w:r>
     </w:p>
     <w:p>
@@ -816,7 +860,18 @@
           <w:b/>
           <w:sz w:val="24"/>
         </w:rPr>
-        <w:t>3.3 — Drop the Related List - Single component into the new tab</w:t>
+        <w:t>3.3: Drop the Related List - Single component into the new tab</w:t>
+      </w:r>
+    </w:p>
+    <w:p>
+      <w:r>
+        <w:rPr>
+          <w:rFonts w:ascii="Calibri" w:hAnsi="Calibri"/>
+          <w:b w:val="0"/>
+          <w:color w:val="000000"/>
+          <w:sz w:val="22"/>
+        </w:rPr>
+        <w:t>Navigate: You are still in the Lightning App Builder, with the Other Related Cases tab you just added selected on the canvas.</w:t>
       </w:r>
     </w:p>
     <w:p>
@@ -919,7 +974,18 @@
           <w:b/>
           <w:sz w:val="24"/>
         </w:rPr>
-        <w:t>3.4 — Configure the component</w:t>
+        <w:t>3.4: Configure the component</w:t>
+      </w:r>
+    </w:p>
+    <w:p>
+      <w:r>
+        <w:rPr>
+          <w:rFonts w:ascii="Calibri" w:hAnsi="Calibri"/>
+          <w:b w:val="0"/>
+          <w:color w:val="000000"/>
+          <w:sz w:val="22"/>
+        </w:rPr>
+        <w:t>Navigate: You are in the Lightning App Builder, with the Related List - Single component just dropped onto the Other Related Cases tab from 3.3.</w:t>
       </w:r>
     </w:p>
     <w:p>
@@ -989,7 +1055,18 @@
           <w:b/>
           <w:sz w:val="24"/>
         </w:rPr>
-        <w:t>3.5 — Save and verify</w:t>
+        <w:t>3.5: Save and verify</w:t>
+      </w:r>
+    </w:p>
+    <w:p>
+      <w:r>
+        <w:rPr>
+          <w:rFonts w:ascii="Calibri" w:hAnsi="Calibri"/>
+          <w:b w:val="0"/>
+          <w:color w:val="000000"/>
+          <w:sz w:val="22"/>
+        </w:rPr>
+        <w:t>Navigate: You are still in the Lightning App Builder from 3.4 with the component configured.</w:t>
       </w:r>
     </w:p>
     <w:p>
@@ -1132,7 +1209,18 @@
           <w:b/>
           <w:sz w:val="24"/>
         </w:rPr>
-        <w:t>Check 1 — Field visibility by Record Type</w:t>
+        <w:t>Check 1: Field visibility by Record Type</w:t>
+      </w:r>
+    </w:p>
+    <w:p>
+      <w:r>
+        <w:rPr>
+          <w:rFonts w:ascii="Calibri" w:hAnsi="Calibri"/>
+          <w:b w:val="0"/>
+          <w:color w:val="000000"/>
+          <w:sz w:val="22"/>
+        </w:rPr>
+        <w:t>Navigate: Open your Golden Record (App Launcher &gt; Cases &gt; click your Golden Record).</w:t>
       </w:r>
     </w:p>
     <w:p>
@@ -1189,7 +1277,18 @@
           <w:b/>
           <w:sz w:val="24"/>
         </w:rPr>
-        <w:t>Check 2 — Related List - Single shows data in the Other Related Cases tab</w:t>
+        <w:t>Check 2: Related List - Single shows data in the Other Related Cases tab</w:t>
+      </w:r>
+    </w:p>
+    <w:p>
+      <w:r>
+        <w:rPr>
+          <w:rFonts w:ascii="Calibri" w:hAnsi="Calibri"/>
+          <w:b w:val="0"/>
+          <w:color w:val="000000"/>
+          <w:sz w:val="22"/>
+        </w:rPr>
+        <w:t>Navigate: Still on your Golden Record from Check 1.</w:t>
       </w:r>
     </w:p>
     <w:p>
